--- a/output/full/resume.docx
+++ b/output/full/resume.docx
@@ -7,7 +7,7 @@
         <w:pStyle w:val="Title"/>
       </w:pPr>
       <w:r>
-        <w:t>Yurii</w:t>
+        <w:t>Yurii Zaika</w:t>
       </w:r>
     </w:p>
     <w:p>
@@ -15,12 +15,17 @@
         <w:rPr>
           <w:b/>
         </w:rPr>
-        <w:t>Full Stack / Enterprise Software Engineer</w:t>
+        <w:t>Lead Software Engineer · .NET &amp; Delphi</w:t>
       </w:r>
     </w:p>
     <w:p>
       <w:r>
-        <w:t>Software engineer with strong experience in Delphi, .NET, internal enterprise systems, SQL, integrations, legacy modernization, and a broader background across engineering and production roles.</w:t>
+        <w:t>xetr11@gmail.com · t.me/xetr_11 · github.com/qwert11 · Dnipro, Ukraine · remote or hybrid</w:t>
+      </w:r>
+    </w:p>
+    <w:p>
+      <w:r>
+        <w:t>Ten years inside the core systems of one retail network: a Delphi trading platform that stores run on daily, and ASP.NET Core services that keep taking over its functions. Access control for 2,000+ users, fiscal and EDI integrations, and an ongoing Delphi 6 to Delphi 12 client migration.</w:t>
       </w:r>
     </w:p>
     <w:p>
@@ -28,12 +33,39 @@
         <w:pStyle w:val="Heading1"/>
       </w:pPr>
       <w:r>
-        <w:t>Core stack</w:t>
+        <w:t>At a glance</w:t>
       </w:r>
     </w:p>
     <w:p>
+      <w:pPr>
+        <w:pStyle w:val="ListBullet"/>
+      </w:pPr>
       <w:r>
-        <w:t>C#, ASP.NET MVC, ASP.NET Core, Web API, SignalR, OAuth2, ADFS, MS SQL, JavaScript, HTML/CSS, Delphi / Object Pascal, Firebird</w:t>
+        <w:t>10 years — in production retail systems, 2016 to now</w:t>
+      </w:r>
+    </w:p>
+    <w:p>
+      <w:pPr>
+        <w:pStyle w:val="ListBullet"/>
+      </w:pPr>
+      <w:r>
+        <w:t>2 000+ — users on the access system I built</w:t>
+      </w:r>
+    </w:p>
+    <w:p>
+      <w:pPr>
+        <w:pStyle w:val="ListBullet"/>
+      </w:pPr>
+      <w:r>
+        <w:t>33 — internal systems of the network carry my code</w:t>
+      </w:r>
+    </w:p>
+    <w:p>
+      <w:pPr>
+        <w:pStyle w:val="ListBullet"/>
+      </w:pPr>
+      <w:r>
+        <w:t>2 stacks — Delphi and .NET in parallel, with the business running</w:t>
       </w:r>
     </w:p>
     <w:p>
@@ -41,7 +73,55 @@
         <w:pStyle w:val="Heading1"/>
       </w:pPr>
       <w:r>
-        <w:t>Projects</w:t>
+        <w:t>What I delivered</w:t>
+      </w:r>
+    </w:p>
+    <w:p>
+      <w:pPr>
+        <w:pStyle w:val="ListBullet"/>
+      </w:pPr>
+      <w:r>
+        <w:t>Built UAM, the network's in-house access management system: 2,000+ users on OpenID Connect, ADFS and Kerberos, replacing per-system manual permission handling.</w:t>
+      </w:r>
+    </w:p>
+    <w:p>
+      <w:pPr>
+        <w:pStyle w:val="ListBullet"/>
+      </w:pPr>
+      <w:r>
+        <w:t>Leading the trading system client migration from Delphi 6 to Delphi 12/13, with a purpose-built tool that diffs forms and database mappings between versions so the switch does not break store operations.</w:t>
+      </w:r>
+    </w:p>
+    <w:p>
+      <w:pPr>
+        <w:pStyle w:val="ListBullet"/>
+      </w:pPr>
+      <w:r>
+        <w:t>Architected and built the network's SMS notification platform: SMPP and GSM API, .NET Web API and MS SQL, designed for peak-volume campaigns.</w:t>
+      </w:r>
+    </w:p>
+    <w:p>
+      <w:pPr>
+        <w:pStyle w:val="ListBullet"/>
+      </w:pPr>
+      <w:r>
+        <w:t>Deliver fiscal-law changes end to end across the systems: excise stamps and AED, UKTZED codes, customs simplifications, new VAT rates, all in a live retail network without stopping the stores.</w:t>
+      </w:r>
+    </w:p>
+    <w:p>
+      <w:pPr>
+        <w:pStyle w:val="ListBullet"/>
+      </w:pPr>
+      <w:r>
+        <w:t>Built the internal web systems stores work with: journals and audit, recyclables with M.E.Doc integration, a support portal, coupons and reporting.</w:t>
+      </w:r>
+    </w:p>
+    <w:p>
+      <w:pPr>
+        <w:pStyle w:val="Heading1"/>
+      </w:pPr>
+      <w:r>
+        <w:t>Stack</w:t>
       </w:r>
     </w:p>
     <w:p>
@@ -49,17 +129,10 @@
         <w:rPr>
           <w:b/>
         </w:rPr>
-        <w:t>Warehouse Client Modernization (2024-now)</w:t>
+        <w:t xml:space="preserve">Backend: </w:t>
       </w:r>
-    </w:p>
-    <w:p>
       <w:r>
-        <w:t>Role: Developer / Modernizer</w:t>
-      </w:r>
-    </w:p>
-    <w:p>
-      <w:r>
-        <w:t>Migrated a legacy Delphi 6 solution to Delphi 12/13 with architecture and core redesign.</w:t>
+        <w:t>C#, .NET 7 / 6 / 5, .NET Core 3.1, ASP.NET Core, ASP.NET MVC, Web API / REST, SignalR, Worker Services, Hangfire, Quartz, AutoMapper, Flurl.Http</w:t>
       </w:r>
     </w:p>
     <w:p>
@@ -67,17 +140,10 @@
         <w:rPr>
           <w:b/>
         </w:rPr>
-        <w:t>Recyclables (2023-2025)</w:t>
+        <w:t xml:space="preserve">Data: </w:t>
       </w:r>
-    </w:p>
-    <w:p>
       <w:r>
-        <w:t>Role: Developer</w:t>
-      </w:r>
-    </w:p>
-    <w:p>
-      <w:r>
-        <w:t>ASP.NET MVC / Core web project integrated with M.E.Doc and retail infrastructure.</w:t>
+        <w:t>MS SQL Server, T-SQL, EF Core 7, ADO.NET, Oracle, PostgreSQL, Firebird, SSIS, SSRS, SQL CLR</w:t>
       </w:r>
     </w:p>
     <w:p>
@@ -85,17 +151,10 @@
         <w:rPr>
           <w:b/>
         </w:rPr>
-        <w:t>Store Journals (2022-2023)</w:t>
+        <w:t xml:space="preserve">Front end: </w:t>
       </w:r>
-    </w:p>
-    <w:p>
       <w:r>
-        <w:t>Role: Developer</w:t>
-      </w:r>
-    </w:p>
-    <w:p>
-      <w:r>
-        <w:t>Internal audit/reporting platform for retail workflows.</w:t>
+        <w:t>Angular 13, TypeScript, Kendo UI for Angular, Telerik UI for ASP.NET Core, Razor / MVC views, JavaScript, HTML / CSS, jQuery</w:t>
       </w:r>
     </w:p>
     <w:p>
@@ -103,17 +162,10 @@
         <w:rPr>
           <w:b/>
         </w:rPr>
-        <w:t>UAM / User Access Manager (2020-2022)</w:t>
+        <w:t xml:space="preserve">Integrations: </w:t>
       </w:r>
-    </w:p>
-    <w:p>
       <w:r>
-        <w:t>Role: Developer</w:t>
-      </w:r>
-    </w:p>
-    <w:p>
-      <w:r>
-        <w:t>Access management and authentication system for 2000+ users.</w:t>
+        <w:t>EDI / ЕДО, M.E.Doc, Oracle EBS, 1С, Kafka, BizTalk, WCF / SOAP, SMPP / GSM API, API Gateway, GemBox.Spreadsheet</w:t>
       </w:r>
     </w:p>
     <w:p>
@@ -121,17 +173,194 @@
         <w:rPr>
           <w:b/>
         </w:rPr>
-        <w:t>SMS Messenger (2020-2021)</w:t>
+        <w:t xml:space="preserve">Access and security: </w:t>
+      </w:r>
+      <w:r>
+        <w:t>OpenID Connect, OAuth2, JWT Bearer, ADFS, Kerberos / Negotiate, Active Directory, RBAC</w:t>
       </w:r>
     </w:p>
     <w:p>
       <w:r>
-        <w:t>Role: Architect / Developer</w:t>
+        <w:rPr>
+          <w:b/>
+        </w:rPr>
+        <w:t xml:space="preserve">Quality and delivery: </w:t>
+      </w:r>
+      <w:r>
+        <w:t>xUnit / NUnit, NSubstitute / Moq, AutoFixture, FluentAssertions, SonarQube, Jenkins, Docker, Serilog / NLog, Elastic APM, Git / приватний NuGet</w:t>
       </w:r>
     </w:p>
     <w:p>
       <w:r>
-        <w:t>SMS notification platform using GSM API and SMPP.</w:t>
+        <w:rPr>
+          <w:b/>
+        </w:rPr>
+        <w:t xml:space="preserve">Desktop: </w:t>
+      </w:r>
+      <w:r>
+        <w:t>Delphi 6 → 12 / 13, Object Pascal, VCL, DevExpress, FastReport, RX Library, Indy, NativeExcel / NativeXml, ADO / OLE DB</w:t>
+      </w:r>
+    </w:p>
+    <w:p>
+      <w:r>
+        <w:rPr>
+          <w:b/>
+        </w:rPr>
+        <w:t xml:space="preserve">Engineering practice: </w:t>
+      </w:r>
+      <w:r>
+        <w:t>Legacy modernization, Modular monolith, Three-tier architecture, Integration design, Production ownership</w:t>
+      </w:r>
+    </w:p>
+    <w:p>
+      <w:pPr>
+        <w:pStyle w:val="Heading1"/>
+      </w:pPr>
+      <w:r>
+        <w:t>Key projects</w:t>
+      </w:r>
+    </w:p>
+    <w:p>
+      <w:r>
+        <w:rPr>
+          <w:b/>
+        </w:rPr>
+        <w:t>Trading client migration: Delphi 6 to Delphi 12 (2024 — 2026)</w:t>
+      </w:r>
+    </w:p>
+    <w:p>
+      <w:r>
+        <w:t>Migration lead</w:t>
+      </w:r>
+    </w:p>
+    <w:p>
+      <w:r>
+        <w:t>Moving the trading system client (955 units, 828 forms) to a modern compiler with a core redesign. Built a separate tool that diffs forms and table mappings between the old and new versions, so the migration runs without stopping stores.</w:t>
+      </w:r>
+    </w:p>
+    <w:p>
+      <w:r>
+        <w:t>Delphi 12/13, Object Pascal, VCL, MS SQL, DevExpress, FastReport</w:t>
+      </w:r>
+    </w:p>
+    <w:p>
+      <w:r>
+        <w:t>https://github.com/qwert11/d6_d13_dbmapping_checker</w:t>
+      </w:r>
+    </w:p>
+    <w:p>
+      <w:r>
+        <w:rPr>
+          <w:b/>
+        </w:rPr>
+        <w:t>Fiscal workflows: excise stamps, AED, customs (2019 — 2026)</w:t>
+      </w:r>
+    </w:p>
+    <w:p>
+      <w:r>
+        <w:t>Owner of the workstream</w:t>
+      </w:r>
+    </w:p>
+    <w:p>
+      <w:r>
+        <w:t>End-to-end delivery of legislative change inside the trading system: excise stamp scanning, electronic excise documents, tax invoice adjustments, UKTZED codes, customs simplifications, the 14% VAT rate.</w:t>
+      </w:r>
+    </w:p>
+    <w:p>
+      <w:r>
+        <w:t>Delphi, T-SQL, MS SQL, EDI, M.E.Doc</w:t>
+      </w:r>
+    </w:p>
+    <w:p>
+      <w:r>
+        <w:rPr>
+          <w:b/>
+        </w:rPr>
+        <w:t>UAM — access management (2020 — 2022)</w:t>
+      </w:r>
+    </w:p>
+    <w:p>
+      <w:r>
+        <w:t>Developer</w:t>
+      </w:r>
+    </w:p>
+    <w:p>
+      <w:r>
+        <w:t>Centralized permissions and authentication for 2,000+ people in the network: roles and access requests, Active Directory integration, sign-in through OpenID Connect, ADFS and Kerberos.</w:t>
+      </w:r>
+    </w:p>
+    <w:p>
+      <w:r>
+        <w:t>ASP.NET Core, C#, EF Core, MS SQL, OIDC, ADFS, Angular</w:t>
+      </w:r>
+    </w:p>
+    <w:p>
+      <w:r>
+        <w:rPr>
+          <w:b/>
+        </w:rPr>
+        <w:t>Store Journals (2021 — 2023)</w:t>
+      </w:r>
+    </w:p>
+    <w:p>
+      <w:r>
+        <w:t>Developer</w:t>
+      </w:r>
+    </w:p>
+    <w:p>
+      <w:r>
+        <w:t>Journals and audit platform for the network's stores: in-store entry, inspections, regional reporting. The most code-intensive of the web systems.</w:t>
+      </w:r>
+    </w:p>
+    <w:p>
+      <w:r>
+        <w:t>ASP.NET Core, Angular 13, Kendo UI, EF Core, MS SQL, SignalR</w:t>
+      </w:r>
+    </w:p>
+    <w:p>
+      <w:r>
+        <w:rPr>
+          <w:b/>
+        </w:rPr>
+        <w:t>Recyclables and returnable packaging (2019 — 2024)</w:t>
+      </w:r>
+    </w:p>
+    <w:p>
+      <w:r>
+        <w:t>Developer</w:t>
+      </w:r>
+    </w:p>
+    <w:p>
+      <w:r>
+        <w:t>Web system for recyclables and pooled packaging with document flow: M.E.Doc integration, supplier exchange over EDI, accounting reports.</w:t>
+      </w:r>
+    </w:p>
+    <w:p>
+      <w:r>
+        <w:t>ASP.NET Core, ASP.NET MVC, EF Core, MS SQL, M.E.Doc, EDI</w:t>
+      </w:r>
+    </w:p>
+    <w:p>
+      <w:r>
+        <w:rPr>
+          <w:b/>
+        </w:rPr>
+        <w:t>SMS Messenger (2020 — 2023)</w:t>
+      </w:r>
+    </w:p>
+    <w:p>
+      <w:r>
+        <w:t>Architect and developer</w:t>
+      </w:r>
+    </w:p>
+    <w:p>
+      <w:r>
+        <w:t>The network's SMS notification platform: an in-house gateway to carriers over SMPP and to modems over GSM API, campaign queues, an API for internal systems.</w:t>
+      </w:r>
+    </w:p>
+    <w:p>
+      <w:r>
+        <w:t>ASP.NET Core, Web API, SMPP, GSM API, MS SQL, Hangfire</w:t>
       </w:r>
     </w:p>
     <w:p>
@@ -147,12 +376,12 @@
         <w:rPr>
           <w:b/>
         </w:rPr>
-        <w:t>ATB / ATB-MARKET / ATB ENERGO | Lead Application Programmer / ASP.NET MVC Developer</w:t>
+        <w:t>ATB-Market — Lead Application Programmer</w:t>
       </w:r>
     </w:p>
     <w:p>
       <w:r>
-        <w:t>2016-06 - 2024-03</w:t>
+        <w:t>2016-06 — present · Dnipro</w:t>
       </w:r>
     </w:p>
     <w:p>
@@ -160,7 +389,7 @@
         <w:pStyle w:val="ListBullet"/>
       </w:pPr>
       <w:r>
-        <w:t>Maintained the client side of a warehouse accounting system in Delphi 6.</w:t>
+        <w:t>Own the client side of the network's trading system: 955 units, 828 forms, MS SQL, covering supply documents, pricing and fiscal invoices.</w:t>
       </w:r>
     </w:p>
     <w:p>
@@ -168,7 +397,7 @@
         <w:pStyle w:val="ListBullet"/>
       </w:pPr>
       <w:r>
-        <w:t>From 2018, also developed internal ASP.NET MVC solutions.</w:t>
+        <w:t>Since 2018 also build internal services on ASP.NET Core and Angular: access, audit, reporting, integrations — 33 of the network's systems carry my code.</w:t>
       </w:r>
     </w:p>
     <w:p>
@@ -176,7 +405,7 @@
         <w:pStyle w:val="ListBullet"/>
       </w:pPr>
       <w:r>
-        <w:t>Projects included UAM, Store Journals, Recyclables, and Store Password Change.</w:t>
+        <w:t>UAM: access management for 2,000+ users on OpenID Connect, ADFS and Kerberos.</w:t>
       </w:r>
     </w:p>
     <w:p>
@@ -184,7 +413,7 @@
         <w:pStyle w:val="ListBullet"/>
       </w:pPr>
       <w:r>
-        <w:t>Modernized a legacy solution by moving from Delphi 6 to Delphi 12/13.</w:t>
+        <w:t>Network integrations: EDI and e-document flow, M.E.Doc, Oracle EBS, 1C, Kafka, BizTalk, SSIS and SSRS.</w:t>
       </w:r>
     </w:p>
     <w:p>
@@ -192,7 +421,23 @@
         <w:pStyle w:val="ListBullet"/>
       </w:pPr>
       <w:r>
-        <w:t>Worked with access control, authentication, audit workflows, integrations, and real-time notifications.</w:t>
+        <w:t>Fiscal-law changes delivered end to end: excise stamps and AED, UKTZED, customs simplifications, VAT rates, in a live retail network.</w:t>
+      </w:r>
+    </w:p>
+    <w:p>
+      <w:pPr>
+        <w:pStyle w:val="ListBullet"/>
+      </w:pPr>
+      <w:r>
+        <w:t>Leading the client migration from Delphi 6 to Delphi 12/13 with an in-house form and DB-mapping diff tool.</w:t>
+      </w:r>
+    </w:p>
+    <w:p>
+      <w:pPr>
+        <w:pStyle w:val="ListBullet"/>
+      </w:pPr>
+      <w:r>
+        <w:t>Engineering practice: xUnit and NSubstitute tests, SonarQube and Jenkins, Serilog, Docker, a private NuGet feed.</w:t>
       </w:r>
     </w:p>
     <w:p>
@@ -200,12 +445,12 @@
         <w:rPr>
           <w:b/>
         </w:rPr>
-        <w:t>ATB / internal project | Architect / Developer, SMS Messenger</w:t>
+        <w:t>Freelance and private practice — Full Stack Developer</w:t>
       </w:r>
     </w:p>
     <w:p>
       <w:r>
-        <w:t>2020-01 - 2021-01</w:t>
+        <w:t>2015-07 — 2016-07 · Kryvyi Rih</w:t>
       </w:r>
     </w:p>
     <w:p>
@@ -213,7 +458,7 @@
         <w:pStyle w:val="ListBullet"/>
       </w:pPr>
       <w:r>
-        <w:t>Designed the architecture of an SMS notification platform.</w:t>
+        <w:t>An automated car dealership system on Java and Firebird: vehicles, sales and reporting.</w:t>
       </w:r>
     </w:p>
     <w:p>
@@ -221,7 +466,20 @@
         <w:pStyle w:val="ListBullet"/>
       </w:pPr>
       <w:r>
-        <w:t>Integrated with GSM API and SMPP.</w:t>
+        <w:t>Online stores on WordPress / WooCommerce and OpenCart, plus a custom WordPress plugin.</w:t>
+      </w:r>
+    </w:p>
+    <w:p>
+      <w:r>
+        <w:rPr>
+          <w:b/>
+        </w:rPr>
+        <w:t>Modern Professions Courses — Programming Instructor</w:t>
+      </w:r>
+    </w:p>
+    <w:p>
+      <w:r>
+        <w:t>2015-01 — 2016-01 · Kryvyi Rih</w:t>
       </w:r>
     </w:p>
     <w:p>
@@ -229,7 +487,15 @@
         <w:pStyle w:val="ListBullet"/>
       </w:pPr>
       <w:r>
-        <w:t>Built as a .NET MVC / Web API solution with MS SQL.</w:t>
+        <w:t>A beginners' course: OOP, Java Core, Hibernate, SQL, from first programs to working with a database.</w:t>
+      </w:r>
+    </w:p>
+    <w:p>
+      <w:pPr>
+        <w:pStyle w:val="ListBullet"/>
+      </w:pPr>
+      <w:r>
+        <w:t>Wrote the course materials and labs, and took groups from zero to their first projects.</w:t>
       </w:r>
     </w:p>
     <w:p>
@@ -237,12 +503,12 @@
         <w:rPr>
           <w:b/>
         </w:rPr>
-        <w:t>Freelance / private practice | Full Stack Developer / Freelancer</w:t>
+        <w:t>Kryvyi Rih Iron Ore Combine — Engineer Programmer</w:t>
       </w:r>
     </w:p>
     <w:p>
       <w:r>
-        <w:t>2015-07 - 2016-07</w:t>
+        <w:t>2013-06 — 2016-06 · Kryvyi Rih</w:t>
       </w:r>
     </w:p>
     <w:p>
@@ -250,7 +516,7 @@
         <w:pStyle w:val="ListBullet"/>
       </w:pPr>
       <w:r>
-        <w:t>Built an automated auto showroom system in Java + Firebird.</w:t>
+        <w:t>A system for ore extraction and shipment accounting, developed and maintained in production.</w:t>
       </w:r>
     </w:p>
     <w:p>
@@ -258,7 +524,7 @@
         <w:pStyle w:val="ListBullet"/>
       </w:pPr>
       <w:r>
-        <w:t>Configured WordPress / WooCommerce / OpenCart solutions.</w:t>
+        <w:t>Automated per-shift distribution of consumables and hazard-pay meals.</w:t>
       </w:r>
     </w:p>
     <w:p>
@@ -266,7 +532,7 @@
         <w:pStyle w:val="ListBullet"/>
       </w:pPr>
       <w:r>
-        <w:t>Created a custom WordPress plugin.</w:t>
+        <w:t>Maintained production-preparation and budgeting systems; implemented Firebird table synchronization.</w:t>
       </w:r>
     </w:p>
     <w:p>
@@ -274,12 +540,12 @@
         <w:rPr>
           <w:b/>
         </w:rPr>
-        <w:t>Kryvyi Rih Iron Ore Combine | Engineer Programmer</w:t>
+        <w:t>OSSystem — Developer</w:t>
       </w:r>
     </w:p>
     <w:p>
       <w:r>
-        <w:t>2013-06 - 2016-06</w:t>
+        <w:t>2012-11 — 2013-04 · Odesa</w:t>
       </w:r>
     </w:p>
     <w:p>
@@ -287,7 +553,7 @@
         <w:pStyle w:val="ListBullet"/>
       </w:pPr>
       <w:r>
-        <w:t>Developed and maintained software for ore extraction and shipment.</w:t>
+        <w:t>Development on Master INSURANCE, an insurance automation system: three-tier architecture with ORM over Oracle, reports in XL Report.</w:t>
       </w:r>
     </w:p>
     <w:p>
@@ -295,7 +561,15 @@
         <w:pStyle w:val="ListBullet"/>
       </w:pPr>
       <w:r>
-        <w:t>Automated distribution of consumables.</w:t>
+        <w:t>Maintained Expo, a system tracking vehicle and container movement across port territories.</w:t>
+      </w:r>
+    </w:p>
+    <w:p>
+      <w:pPr>
+        <w:pStyle w:val="Heading1"/>
+      </w:pPr>
+      <w:r>
+        <w:t>Domain knowledge</w:t>
       </w:r>
     </w:p>
     <w:p>
@@ -303,7 +577,13 @@
         <w:pStyle w:val="ListBullet"/>
       </w:pPr>
       <w:r>
-        <w:t>Supported production preparation and budgeting systems.</w:t>
+        <w:rPr>
+          <w:b/>
+        </w:rPr>
+        <w:t xml:space="preserve">Excise stamps (eAcciz / AED): </w:t>
+      </w:r>
+      <w:r>
+        <w:t>Stamp scanning, electronic excise documents, document number in the invoice</w:t>
       </w:r>
     </w:p>
     <w:p>
@@ -311,7 +591,69 @@
         <w:pStyle w:val="ListBullet"/>
       </w:pPr>
       <w:r>
-        <w:t>Implemented Firebird table synchronization.</w:t>
+        <w:rPr>
+          <w:b/>
+        </w:rPr>
+        <w:t xml:space="preserve">Tax invoices and adjustments: </w:t>
+      </w:r>
+      <w:r>
+        <w:t>Issuing, adjustments, field rules aligned with the tax service</w:t>
+      </w:r>
+    </w:p>
+    <w:p>
+      <w:pPr>
+        <w:pStyle w:val="ListBullet"/>
+      </w:pPr>
+      <w:r>
+        <w:rPr>
+          <w:b/>
+        </w:rPr>
+        <w:t xml:space="preserve">UKTZED commodity codes: </w:t>
+      </w:r>
+      <w:r>
+        <w:t>Commodity code synchronization across the network's systems</w:t>
+      </w:r>
+    </w:p>
+    <w:p>
+      <w:pPr>
+        <w:pStyle w:val="ListBullet"/>
+      </w:pPr>
+      <w:r>
+        <w:rPr>
+          <w:b/>
+        </w:rPr>
+        <w:t xml:space="preserve">Customs simplifications: </w:t>
+      </w:r>
+      <w:r>
+        <w:t>Customs declarations, import receipts into warehouses, reporting</w:t>
+      </w:r>
+    </w:p>
+    <w:p>
+      <w:pPr>
+        <w:pStyle w:val="ListBullet"/>
+      </w:pPr>
+      <w:r>
+        <w:rPr>
+          <w:b/>
+        </w:rPr>
+        <w:t xml:space="preserve">EDI and e-document flow: </w:t>
+      </w:r>
+      <w:r>
+        <w:t>Orders, waybills, pooled packaging, supplier exchange</w:t>
+      </w:r>
+    </w:p>
+    <w:p>
+      <w:pPr>
+        <w:pStyle w:val="ListBullet"/>
+      </w:pPr>
+      <w:r>
+        <w:rPr>
+          <w:b/>
+        </w:rPr>
+        <w:t xml:space="preserve">VAT rates and pricing regions: </w:t>
+      </w:r>
+      <w:r>
+        <w:t>Cross-system rate changes, region setup when a store opens</w:t>
       </w:r>
     </w:p>
     <w:p>
@@ -319,7 +661,7 @@
         <w:pStyle w:val="Heading1"/>
       </w:pPr>
       <w:r>
-        <w:t>Education</w:t>
+        <w:t>Education and certificates</w:t>
       </w:r>
     </w:p>
     <w:p>
@@ -327,7 +669,7 @@
         <w:pStyle w:val="ListBullet"/>
       </w:pPr>
       <w:r>
-        <w:t>Computer Engineering / Computer Systems and Networks — Zaporizhzhia Institute of Economics and Information Technologies (2008-2011)</w:t>
+        <w:t>Computer Engineering · computer systems and networks — Zaporizhzhia Institute of Economics and Information Technologies (2008 — 2011)</w:t>
       </w:r>
     </w:p>
     <w:p>
@@ -335,7 +677,15 @@
         <w:pStyle w:val="ListBullet"/>
       </w:pPr>
       <w:r>
-        <w:t>Mining Engineer, Underground Development — Kryvyi Rih Technical University (1998-2003)</w:t>
+        <w:t>Mining Engineer, underground development — Kryvyi Rih Technical University (1998 — 2003)</w:t>
+      </w:r>
+    </w:p>
+    <w:p>
+      <w:pPr>
+        <w:pStyle w:val="ListBullet"/>
+      </w:pPr>
+      <w:r>
+        <w:t>Angular 9 — Luxoft (2021)</w:t>
       </w:r>
     </w:p>
     <w:p>
@@ -348,10 +698,26 @@
     </w:p>
     <w:p>
       <w:pPr>
+        <w:pStyle w:val="Heading1"/>
+      </w:pPr>
+      <w:r>
+        <w:t>Languages</w:t>
+      </w:r>
+    </w:p>
+    <w:p>
+      <w:pPr>
         <w:pStyle w:val="ListBullet"/>
       </w:pPr>
       <w:r>
-        <w:t>Angular 9 — Luxoft (2021)</w:t>
+        <w:t>Ukrainian — native</w:t>
+      </w:r>
+    </w:p>
+    <w:p>
+      <w:pPr>
+        <w:pStyle w:val="ListBullet"/>
+      </w:pPr>
+      <w:r>
+        <w:t>English — technical documentation and written communication; spoken at basic level</w:t>
       </w:r>
     </w:p>
     <w:sectPr>
@@ -728,7 +1094,7 @@
     <w:qFormat/>
     <w:rsid w:val="00FC693F"/>
     <w:rPr>
-      <w:rFonts w:ascii="Arial" w:hAnsi="Arial"/>
+      <w:rFonts w:ascii="Calibri" w:hAnsi="Calibri"/>
       <w:sz w:val="21"/>
     </w:rPr>
   </w:style>

--- a/output/full/resume.docx
+++ b/output/full/resume.docx
@@ -213,11 +213,78 @@
       </w:r>
     </w:p>
     <w:p>
+      <w:r>
+        <w:rPr>
+          <w:b/>
+        </w:rPr>
+        <w:t xml:space="preserve">Python: </w:t>
+      </w:r>
+      <w:r>
+        <w:t>Python 3.11, FastAPI, SQLAlchemy 2, Alembic, Pydantic, Typer CLI, Playwright, selectolax, NumPy, pytest, ruff / black, Jinja2</w:t>
+      </w:r>
+    </w:p>
+    <w:p>
+      <w:r>
+        <w:rPr>
+          <w:b/>
+        </w:rPr>
+        <w:t xml:space="preserve">Speech and ML: </w:t>
+      </w:r>
+      <w:r>
+        <w:t>faster-whisper (CUDA), pyannote.audio, VAD, Speaker diarization, Quality evaluation: RTF, latency, Streaming audio pipelines, WASAPI / sounddevice, PyTorch / GPU</w:t>
+      </w:r>
+    </w:p>
+    <w:p>
+      <w:r>
+        <w:rPr>
+          <w:b/>
+        </w:rPr>
+        <w:t xml:space="preserve">Working with AI agents: </w:t>
+      </w:r>
+      <w:r>
+        <w:t>Claude Code, MCP-сервери, Custom subagents and hooks, Agent tooling (CDP), Prompt engineering</w:t>
+      </w:r>
+    </w:p>
+    <w:p>
+      <w:r>
+        <w:rPr>
+          <w:b/>
+        </w:rPr>
+        <w:t xml:space="preserve">JS / TS ecosystem: </w:t>
+      </w:r>
+      <w:r>
+        <w:t>Next.js 16, React 19, NestJS, Prisma, Expo / React Native, Tailwind CSS, Zustand / TanStack Query, MapLibre, Vite, Node.js</w:t>
+      </w:r>
+    </w:p>
+    <w:p>
       <w:pPr>
         <w:pStyle w:val="Heading1"/>
       </w:pPr>
       <w:r>
         <w:t>Key projects</w:t>
+      </w:r>
+    </w:p>
+    <w:p>
+      <w:r>
+        <w:rPr>
+          <w:b/>
+        </w:rPr>
+        <w:t>Real-time speech pipeline (ORK) (2026)</w:t>
+      </w:r>
+    </w:p>
+    <w:p>
+      <w:r>
+        <w:t>Author</w:t>
+      </w:r>
+    </w:p>
+    <w:p>
+      <w:r>
+        <w:t>Real-time speech recognition from calls: parallel microphone and system-audio capture, VAD-based segmentation, faster-whisper on GPU, pyannote diarization with incremental clustering, translation. A separate regression suite — RTF, latency under load, noise robustness — shows exactly where quality is lost.</w:t>
+      </w:r>
+    </w:p>
+    <w:p>
+      <w:r>
+        <w:t>Python 3.11, faster-whisper, pyannote.audio, CUDA, FastAPI, NumPy, WASAPI</w:t>
       </w:r>
     </w:p>
     <w:p>
@@ -299,22 +366,22 @@
         <w:rPr>
           <w:b/>
         </w:rPr>
-        <w:t>Store Journals (2021 — 2023)</w:t>
+        <w:t>Real-estate data pipeline (2026)</w:t>
       </w:r>
     </w:p>
     <w:p>
       <w:r>
-        <w:t>Developer</w:t>
+        <w:t>Author</w:t>
       </w:r>
     </w:p>
     <w:p>
       <w:r>
-        <w:t>Journals and audit platform for the network's stores: in-store entry, inspections, regional reporting. The most code-intensive of the web systems.</w:t>
+        <w:t>A listings parser with pagination, normalization and price history: SQLAlchemy 2 models with Alembic migrations over PostgreSQL, two transports — plain HTTP and Playwright for protected pages — a Typer CLI, pydantic-settings config and pytest coverage.</w:t>
       </w:r>
     </w:p>
     <w:p>
       <w:r>
-        <w:t>ASP.NET Core, Angular 13, Kendo UI, EF Core, MS SQL, SignalR</w:t>
+        <w:t>Python, SQLAlchemy 2, Alembic, PostgreSQL, Playwright, selectolax, Typer, pytest</w:t>
       </w:r>
     </w:p>
     <w:p>
@@ -322,45 +389,22 @@
         <w:rPr>
           <w:b/>
         </w:rPr>
-        <w:t>Recyclables and returnable packaging (2019 — 2024)</w:t>
+        <w:t>Legacy system map (2026)</w:t>
       </w:r>
     </w:p>
     <w:p>
       <w:r>
-        <w:t>Developer</w:t>
+        <w:t>Author</w:t>
       </w:r>
     </w:p>
     <w:p>
       <w:r>
-        <w:t>Web system for recyclables and pooled packaging with document flow: M.E.Doc integration, supplier exchange over EDI, accounting reports.</w:t>
+        <w:t>A tool for mapping the trading system before migration: Python parses .dfm and .pas files, extracts stored-procedure calls and form relations, and a Next.js app renders it as an annotated map.</w:t>
       </w:r>
     </w:p>
     <w:p>
       <w:r>
-        <w:t>ASP.NET Core, ASP.NET MVC, EF Core, MS SQL, M.E.Doc, EDI</w:t>
-      </w:r>
-    </w:p>
-    <w:p>
-      <w:r>
-        <w:rPr>
-          <w:b/>
-        </w:rPr>
-        <w:t>SMS Messenger (2020 — 2023)</w:t>
-      </w:r>
-    </w:p>
-    <w:p>
-      <w:r>
-        <w:t>Architect and developer</w:t>
-      </w:r>
-    </w:p>
-    <w:p>
-      <w:r>
-        <w:t>The network's SMS notification platform: an in-house gateway to carriers over SMPP and to modems over GSM API, campaign queues, an API for internal systems.</w:t>
-      </w:r>
-    </w:p>
-    <w:p>
-      <w:r>
-        <w:t>ASP.NET Core, Web API, SMPP, GSM API, MS SQL, Hangfire</w:t>
+        <w:t>Python, Next.js, TypeScript, PostgreSQL</w:t>
       </w:r>
     </w:p>
     <w:p>
@@ -369,6 +413,75 @@
       </w:pPr>
       <w:r>
         <w:t>Experience</w:t>
+      </w:r>
+    </w:p>
+    <w:p>
+      <w:r>
+        <w:rPr>
+          <w:b/>
+        </w:rPr>
+        <w:t>Freelance and personal projects — AI / Python and Full Stack Developer</w:t>
+      </w:r>
+    </w:p>
+    <w:p>
+      <w:r>
+        <w:t>2026-03 — present · Dnipro · remote</w:t>
+      </w:r>
+    </w:p>
+    <w:p>
+      <w:pPr>
+        <w:pStyle w:val="ListBullet"/>
+      </w:pPr>
+      <w:r>
+        <w:t>A real-time speech pipeline: faster-whisper on CUDA, pyannote diarization, VAD, WASAPI capture — 55 modules, 15,500 lines of Python.</w:t>
+      </w:r>
+    </w:p>
+    <w:p>
+      <w:pPr>
+        <w:pStyle w:val="ListBullet"/>
+      </w:pPr>
+      <w:r>
+        <w:t>And a regression suite for it: RTF, latency under load, noise robustness, quality ceilings — decisions come from measurements, not impressions.</w:t>
+      </w:r>
+    </w:p>
+    <w:p>
+      <w:pPr>
+        <w:pStyle w:val="ListBullet"/>
+      </w:pPr>
+      <w:r>
+        <w:t>A real-estate parser in Python: SQLAlchemy 2 and Alembic over PostgreSQL, Playwright and selectolax, a Typer CLI, pytest and ruff.</w:t>
+      </w:r>
+    </w:p>
+    <w:p>
+      <w:pPr>
+        <w:pStyle w:val="ListBullet"/>
+      </w:pPr>
+      <w:r>
+        <w:t>A listings pipeline over six sources with geocoding, deduplication and catalog publishing through GitHub Actions.</w:t>
+      </w:r>
+    </w:p>
+    <w:p>
+      <w:pPr>
+        <w:pStyle w:val="ListBullet"/>
+      </w:pPr>
+      <w:r>
+        <w:t>A legacy-code analyzer: Python parses .dfm and .pas files and diffs stored-procedure calls, Next.js renders the system map with annotations.</w:t>
+      </w:r>
+    </w:p>
+    <w:p>
+      <w:pPr>
+        <w:pStyle w:val="ListBullet"/>
+      </w:pPr>
+      <w:r>
+        <w:t>Client work: NestJS with Prisma and PostgreSQL, Next.js 16 with React 19, a mobile app on Expo with MapLibre maps.</w:t>
+      </w:r>
+    </w:p>
+    <w:p>
+      <w:pPr>
+        <w:pStyle w:val="ListBullet"/>
+      </w:pPr>
+      <w:r>
+        <w:t>Daily work with AI agents: MCP servers, custom subagents and hooks, and my own CDP browser inspector as agent tooling.</w:t>
       </w:r>
     </w:p>
     <w:p>
@@ -694,6 +807,70 @@
       </w:pPr>
       <w:r>
         <w:t>Programming in Delphi — Institute of Modern Professions (2006)</w:t>
+      </w:r>
+    </w:p>
+    <w:p>
+      <w:pPr>
+        <w:pStyle w:val="Heading1"/>
+      </w:pPr>
+      <w:r>
+        <w:t>Code on GitHub</w:t>
+      </w:r>
+    </w:p>
+    <w:p>
+      <w:pPr>
+        <w:pStyle w:val="ListBullet"/>
+      </w:pPr>
+      <w:r>
+        <w:t>Housing catalog across nine regions — six-source aggregator with a map, price indices and a GitHub Actions build — https://github.com/qwert11/budynky-zahid</w:t>
+      </w:r>
+    </w:p>
+    <w:p>
+      <w:pPr>
+        <w:pStyle w:val="ListBullet"/>
+      </w:pPr>
+      <w:r>
+        <w:t>ML Formula Wiki — 72 machine-learning formulas from Raschka's book, rendered with KaTeX — https://github.com/qwert11/ML-Formula-Wiki</w:t>
+      </w:r>
+    </w:p>
+    <w:p>
+      <w:pPr>
+        <w:pStyle w:val="ListBullet"/>
+      </w:pPr>
+      <w:r>
+        <w:t>M3 to M4 Mapping Checker — diffs forms and stored-procedure calls between Delphi 6 and Delphi 13 — https://github.com/qwert11/d6_d13_dbmapping_checker</w:t>
+      </w:r>
+    </w:p>
+    <w:p>
+      <w:pPr>
+        <w:pStyle w:val="ListBullet"/>
+      </w:pPr>
+      <w:r>
+        <w:t>TeamBeacon — a real-time beacon for finding your group in a crowd: ASP.NET Core, SignalR, Docker — https://github.com/qwert11/TeamBeacon</w:t>
+      </w:r>
+    </w:p>
+    <w:p>
+      <w:pPr>
+        <w:pStyle w:val="ListBullet"/>
+      </w:pPr>
+      <w:r>
+        <w:t>SQL Profiler Normalizer — turns profiler sp_executesql output into a readable EXEC, fully client-side — https://github.com/qwert11/sql-profiler-normalizer</w:t>
+      </w:r>
+    </w:p>
+    <w:p>
+      <w:pPr>
+        <w:pStyle w:val="ListBullet"/>
+      </w:pPr>
+      <w:r>
+        <w:t>Angle Tool — measures line angles on charts and screenshots in the browser — https://github.com/qwert11/slope-angle</w:t>
+      </w:r>
+    </w:p>
+    <w:p>
+      <w:pPr>
+        <w:pStyle w:val="ListBullet"/>
+      </w:pPr>
+      <w:r>
+        <w:t>Resume Engine — this site: YAML to Jinja to HTML, PDF, DOCX and Markdown in two languages — https://github.com/qwert11/resume2</w:t>
       </w:r>
     </w:p>
     <w:p>

--- a/output/full/resume.docx
+++ b/output/full/resume.docx
@@ -89,7 +89,7 @@
         <w:pStyle w:val="ListBullet"/>
       </w:pPr>
       <w:r>
-        <w:t>Leading the trading system client migration from Delphi 6 to Delphi 12/13, with a purpose-built tool that diffs forms and database mappings between versions so the switch does not break store operations.</w:t>
+        <w:t>Leading the trading system client migration from Delphi 6 to Delphi 12/13, with a purpose-built tool that diffs UI and database mappings between versions so the switch does not break store operations.</w:t>
       </w:r>
     </w:p>
     <w:p>
@@ -302,7 +302,7 @@
     </w:p>
     <w:p>
       <w:r>
-        <w:t>Moving the trading system client (955 units, 828 forms) to a modern compiler with a core redesign. Built a separate tool that diffs forms and table mappings between the old and new versions, so the migration runs without stopping stores.</w:t>
+        <w:t>Moving the trading system client to a modern compiler with a core redesign. Built a separate tool that diffs UI and table mappings between the old and new versions, so the migration runs without stopping stores.</w:t>
       </w:r>
     </w:p>
     <w:p>
@@ -399,7 +399,7 @@
     </w:p>
     <w:p>
       <w:r>
-        <w:t>A tool for mapping the trading system before migration: Python parses .dfm and .pas files, extracts stored-procedure calls and form relations, and a Next.js app renders it as an annotated map.</w:t>
+        <w:t>A tool for mapping the trading system before migration: Python parses .dfm and .pas files, extracts stored-procedure calls and screen relations, and a Next.js app renders it as an annotated map.</w:t>
       </w:r>
     </w:p>
     <w:p>
@@ -433,7 +433,7 @@
         <w:pStyle w:val="ListBullet"/>
       </w:pPr>
       <w:r>
-        <w:t>A real-time speech pipeline: faster-whisper on CUDA, pyannote diarization, VAD, WASAPI capture — 55 modules, 15,500 lines of Python.</w:t>
+        <w:t>A real-time speech pipeline: faster-whisper on CUDA, pyannote diarization, VAD, WASAPI capture.</w:t>
       </w:r>
     </w:p>
     <w:p>
@@ -502,7 +502,7 @@
         <w:pStyle w:val="ListBullet"/>
       </w:pPr>
       <w:r>
-        <w:t>Own the client side of the network's trading system: 955 units, 828 forms, MS SQL, covering supply documents, pricing and fiscal invoices.</w:t>
+        <w:t>Own the client side of the trading system that the network's stores run on daily: supply documents, pricing and fiscal invoices, MS SQL.</w:t>
       </w:r>
     </w:p>
     <w:p>
@@ -542,7 +542,7 @@
         <w:pStyle w:val="ListBullet"/>
       </w:pPr>
       <w:r>
-        <w:t>Leading the client migration from Delphi 6 to Delphi 12/13 with an in-house form and DB-mapping diff tool.</w:t>
+        <w:t>Leading the client migration from Delphi 6 to Delphi 12/13 with an in-house tool that diffs UI and DB mappings between versions.</w:t>
       </w:r>
     </w:p>
     <w:p>
@@ -838,7 +838,7 @@
         <w:pStyle w:val="ListBullet"/>
       </w:pPr>
       <w:r>
-        <w:t>M3 to M4 Mapping Checker — diffs forms and stored-procedure calls between Delphi 6 and Delphi 13 — https://github.com/qwert11/d6_d13_dbmapping_checker</w:t>
+        <w:t>M3 to M4 Mapping Checker — diffs UI and stored-procedure calls between Delphi 6 and Delphi 13 — https://github.com/qwert11/d6_d13_dbmapping_checker</w:t>
       </w:r>
     </w:p>
     <w:p>

--- a/output/full/resume.docx
+++ b/output/full/resume.docx
@@ -114,6 +114,14 @@
       </w:pPr>
       <w:r>
         <w:t>Built the internal web systems stores work with: journals and audit, recyclables with M.E.Doc integration, a support portal, coupons and reporting.</w:t>
+      </w:r>
+    </w:p>
+    <w:p>
+      <w:pPr>
+        <w:pStyle w:val="ListBullet"/>
+      </w:pPr>
+      <w:r>
+        <w:t>Built a real-time speech pipeline in Python: faster-whisper on GPU, pyannote diarization, VAD and streaming capture.</w:t>
       </w:r>
     </w:p>
     <w:p>
@@ -320,6 +328,52 @@
         <w:rPr>
           <w:b/>
         </w:rPr>
+        <w:t>UAM — access management (2020 — 2022)</w:t>
+      </w:r>
+    </w:p>
+    <w:p>
+      <w:r>
+        <w:t>Developer</w:t>
+      </w:r>
+    </w:p>
+    <w:p>
+      <w:r>
+        <w:t>Centralized permissions and authentication for 2,000+ people in the network: roles and access requests, Active Directory integration, sign-in through OpenID Connect, ADFS and Kerberos.</w:t>
+      </w:r>
+    </w:p>
+    <w:p>
+      <w:r>
+        <w:t>ASP.NET Core, C#, EF Core, MS SQL, OIDC, ADFS, Angular</w:t>
+      </w:r>
+    </w:p>
+    <w:p>
+      <w:r>
+        <w:rPr>
+          <w:b/>
+        </w:rPr>
+        <w:t>Store Journals (2021 — 2023)</w:t>
+      </w:r>
+    </w:p>
+    <w:p>
+      <w:r>
+        <w:t>Developer</w:t>
+      </w:r>
+    </w:p>
+    <w:p>
+      <w:r>
+        <w:t>Journals and audit platform for the network's stores: in-store entry, inspections, regional reporting.</w:t>
+      </w:r>
+    </w:p>
+    <w:p>
+      <w:r>
+        <w:t>ASP.NET Core, Angular 13, Kendo UI, EF Core, MS SQL, SignalR</w:t>
+      </w:r>
+    </w:p>
+    <w:p>
+      <w:r>
+        <w:rPr>
+          <w:b/>
+        </w:rPr>
         <w:t>Fiscal workflows: excise stamps, AED, customs (2019 — 2026)</w:t>
       </w:r>
     </w:p>
@@ -343,29 +397,6 @@
         <w:rPr>
           <w:b/>
         </w:rPr>
-        <w:t>UAM — access management (2020 — 2022)</w:t>
-      </w:r>
-    </w:p>
-    <w:p>
-      <w:r>
-        <w:t>Developer</w:t>
-      </w:r>
-    </w:p>
-    <w:p>
-      <w:r>
-        <w:t>Centralized permissions and authentication for 2,000+ people in the network: roles and access requests, Active Directory integration, sign-in through OpenID Connect, ADFS and Kerberos.</w:t>
-      </w:r>
-    </w:p>
-    <w:p>
-      <w:r>
-        <w:t>ASP.NET Core, C#, EF Core, MS SQL, OIDC, ADFS, Angular</w:t>
-      </w:r>
-    </w:p>
-    <w:p>
-      <w:r>
-        <w:rPr>
-          <w:b/>
-        </w:rPr>
         <w:t>Real-estate data pipeline (2026)</w:t>
       </w:r>
     </w:p>
@@ -382,29 +413,6 @@
     <w:p>
       <w:r>
         <w:t>Python, SQLAlchemy 2, Alembic, PostgreSQL, Playwright, selectolax, Typer, pytest</w:t>
-      </w:r>
-    </w:p>
-    <w:p>
-      <w:r>
-        <w:rPr>
-          <w:b/>
-        </w:rPr>
-        <w:t>Legacy system map (2026)</w:t>
-      </w:r>
-    </w:p>
-    <w:p>
-      <w:r>
-        <w:t>Author</w:t>
-      </w:r>
-    </w:p>
-    <w:p>
-      <w:r>
-        <w:t>A tool for mapping the trading system before migration: Python parses .dfm and .pas files, extracts stored-procedure calls and screen relations, and a Next.js app renders it as an annotated map.</w:t>
-      </w:r>
-    </w:p>
-    <w:p>
-      <w:r>
-        <w:t>Python, Next.js, TypeScript, PostgreSQL</w:t>
       </w:r>
     </w:p>
     <w:p>
@@ -587,35 +595,6 @@
         <w:rPr>
           <w:b/>
         </w:rPr>
-        <w:t>Modern Professions Courses — Programming Instructor</w:t>
-      </w:r>
-    </w:p>
-    <w:p>
-      <w:r>
-        <w:t>2015-01 — 2016-01 · Kryvyi Rih</w:t>
-      </w:r>
-    </w:p>
-    <w:p>
-      <w:pPr>
-        <w:pStyle w:val="ListBullet"/>
-      </w:pPr>
-      <w:r>
-        <w:t>A beginners' course: OOP, Java Core, Hibernate, SQL, from first programs to working with a database.</w:t>
-      </w:r>
-    </w:p>
-    <w:p>
-      <w:pPr>
-        <w:pStyle w:val="ListBullet"/>
-      </w:pPr>
-      <w:r>
-        <w:t>Wrote the course materials and labs, and took groups from zero to their first projects.</w:t>
-      </w:r>
-    </w:p>
-    <w:p>
-      <w:r>
-        <w:rPr>
-          <w:b/>
-        </w:rPr>
         <w:t>Kryvyi Rih Iron Ore Combine — Engineer Programmer</w:t>
       </w:r>
     </w:p>
@@ -650,31 +629,7 @@
     </w:p>
     <w:p>
       <w:r>
-        <w:rPr>
-          <w:b/>
-        </w:rPr>
-        <w:t>OSSystem — Developer</w:t>
-      </w:r>
-    </w:p>
-    <w:p>
-      <w:r>
-        <w:t>2012-11 — 2013-04 · Odesa</w:t>
-      </w:r>
-    </w:p>
-    <w:p>
-      <w:pPr>
-        <w:pStyle w:val="ListBullet"/>
-      </w:pPr>
-      <w:r>
-        <w:t>Development on Master INSURANCE, an insurance automation system: three-tier architecture with ORM over Oracle, reports in XL Report.</w:t>
-      </w:r>
-    </w:p>
-    <w:p>
-      <w:pPr>
-        <w:pStyle w:val="ListBullet"/>
-      </w:pPr>
-      <w:r>
-        <w:t>Maintained Expo, a system tracking vehicle and container movement across port territories.</w:t>
+        <w:t>Earlier: Modern Professions Courses — Programming Instructor (2015–2016) · OSSystem — Developer (2012–2013)</w:t>
       </w:r>
     </w:p>
     <w:p>
@@ -803,14 +758,6 @@
     </w:p>
     <w:p>
       <w:pPr>
-        <w:pStyle w:val="ListBullet"/>
-      </w:pPr>
-      <w:r>
-        <w:t>Programming in Delphi — Institute of Modern Professions (2006)</w:t>
-      </w:r>
-    </w:p>
-    <w:p>
-      <w:pPr>
         <w:pStyle w:val="Heading1"/>
       </w:pPr>
       <w:r>
@@ -855,14 +802,6 @@
       </w:pPr>
       <w:r>
         <w:t>SQL Profiler Normalizer — turns profiler sp_executesql output into a readable EXEC, fully client-side — https://github.com/qwert11/sql-profiler-normalizer</w:t>
-      </w:r>
-    </w:p>
-    <w:p>
-      <w:pPr>
-        <w:pStyle w:val="ListBullet"/>
-      </w:pPr>
-      <w:r>
-        <w:t>Angle Tool — measures line angles on charts and screenshots in the browser — https://github.com/qwert11/slope-angle</w:t>
       </w:r>
     </w:p>
     <w:p>

--- a/output/full/resume.docx
+++ b/output/full/resume.docx
@@ -25,7 +25,7 @@
     </w:p>
     <w:p>
       <w:r>
-        <w:t>Ten years inside the core systems of one retail network: a Delphi trading platform that stores run on daily, and ASP.NET Core services that keep taking over its functions. Access control for 2,000+ users, fiscal and EDI integrations, and an ongoing Delphi 6 to Delphi 12 client migration.</w:t>
+        <w:t>Ten years inside the core systems of ATB-Market, Ukraine's largest grocery retail network: ASP.NET Core services that keep taking over functions from the Delphi trading platform the stores run on daily. Access control for 2,000+ users, fiscal and EDI integrations, and an ongoing Delphi 6 to Delphi 12/13 client migration.</w:t>
       </w:r>
     </w:p>
     <w:p>
@@ -57,7 +57,7 @@
         <w:pStyle w:val="ListBullet"/>
       </w:pPr>
       <w:r>
-        <w:t>33 — internal systems of the network carry my code</w:t>
+        <w:t>33 — internal systems of the network I built or extended</w:t>
       </w:r>
     </w:p>
     <w:p>
@@ -105,7 +105,7 @@
         <w:pStyle w:val="ListBullet"/>
       </w:pPr>
       <w:r>
-        <w:t>Deliver fiscal-law changes end to end across the systems: excise stamps and AED, UKTZED codes, customs simplifications, new VAT rates, all in a live retail network without stopping the stores.</w:t>
+        <w:t>Deliver fiscal-law changes end to end across the systems: excise stamps and electronic excise documents (AED), UKTZED commodity codes, customs simplifications, new VAT rates, all in a live retail network without stopping the stores.</w:t>
       </w:r>
     </w:p>
     <w:p>
@@ -140,7 +140,18 @@
         <w:t xml:space="preserve">Backend: </w:t>
       </w:r>
       <w:r>
-        <w:t>C#, .NET 7 / 6 / 5, .NET Core 3.1, ASP.NET Core, ASP.NET MVC, Web API / REST, SignalR, Worker Services, Hangfire, Quartz, AutoMapper, Flurl.Http</w:t>
+        <w:t>C#, .NET (Core 3.1 → 7), ASP.NET Core, ASP.NET MVC, Web API / REST, SignalR, Worker Services, Hangfire, Quartz, AutoMapper</w:t>
+      </w:r>
+    </w:p>
+    <w:p>
+      <w:r>
+        <w:rPr>
+          <w:b/>
+        </w:rPr>
+        <w:t xml:space="preserve">Front end: </w:t>
+      </w:r>
+      <w:r>
+        <w:t>Angular 13, TypeScript, React 19, Next.js 16, Kendo UI for Angular, Telerik UI for ASP.NET Core, Razor / MVC views, Tailwind CSS, Zustand / TanStack Query, Expo / React Native, MapLibre, JavaScript, HTML / CSS</w:t>
       </w:r>
     </w:p>
     <w:p>
@@ -151,29 +162,7 @@
         <w:t xml:space="preserve">Data: </w:t>
       </w:r>
       <w:r>
-        <w:t>MS SQL Server, T-SQL, EF Core 7, ADO.NET, Oracle, PostgreSQL, Firebird, SSIS, SSRS, SQL CLR</w:t>
-      </w:r>
-    </w:p>
-    <w:p>
-      <w:r>
-        <w:rPr>
-          <w:b/>
-        </w:rPr>
-        <w:t xml:space="preserve">Front end: </w:t>
-      </w:r>
-      <w:r>
-        <w:t>Angular 13, TypeScript, Kendo UI for Angular, Telerik UI for ASP.NET Core, Razor / MVC views, JavaScript, HTML / CSS, jQuery</w:t>
-      </w:r>
-    </w:p>
-    <w:p>
-      <w:r>
-        <w:rPr>
-          <w:b/>
-        </w:rPr>
-        <w:t xml:space="preserve">Integrations: </w:t>
-      </w:r>
-      <w:r>
-        <w:t>EDI / ЕДО, M.E.Doc, Oracle EBS, 1С, Kafka, BizTalk, WCF / SOAP, SMPP / GSM API, API Gateway, GemBox.Spreadsheet</w:t>
+        <w:t>MS SQL Server, T-SQL, PostgreSQL, EF Core, ADO.NET, Oracle, Firebird, SSIS, SSRS, SQL CLR</w:t>
       </w:r>
     </w:p>
     <w:p>
@@ -192,10 +181,32 @@
         <w:rPr>
           <w:b/>
         </w:rPr>
+        <w:t xml:space="preserve">Integrations: </w:t>
+      </w:r>
+      <w:r>
+        <w:t>EDI / e-document flow, M.E.Doc, Oracle EBS, 1C, Kafka, BizTalk, WCF / SOAP, SMPP / GSM API, API Gateway</w:t>
+      </w:r>
+    </w:p>
+    <w:p>
+      <w:r>
+        <w:rPr>
+          <w:b/>
+        </w:rPr>
         <w:t xml:space="preserve">Quality and delivery: </w:t>
       </w:r>
       <w:r>
-        <w:t>xUnit / NUnit, NSubstitute / Moq, AutoFixture, FluentAssertions, SonarQube, Jenkins, Docker, Serilog / NLog, Elastic APM, Git / приватний NuGet</w:t>
+        <w:t>xUnit / NUnit, NSubstitute / Moq, AutoFixture, FluentAssertions, SonarQube, Jenkins, Docker, Serilog / NLog, Elastic APM, Git / private NuGet feed</w:t>
+      </w:r>
+    </w:p>
+    <w:p>
+      <w:r>
+        <w:rPr>
+          <w:b/>
+        </w:rPr>
+        <w:t xml:space="preserve">Engineering practice: </w:t>
+      </w:r>
+      <w:r>
+        <w:t>Production ownership, Legacy modernization, Integration design, Modular monolith, GitHub Actions</w:t>
       </w:r>
     </w:p>
     <w:p>
@@ -214,21 +225,10 @@
         <w:rPr>
           <w:b/>
         </w:rPr>
-        <w:t xml:space="preserve">Engineering practice: </w:t>
-      </w:r>
-      <w:r>
-        <w:t>Legacy modernization, Modular monolith, Three-tier architecture, Integration design, Production ownership</w:t>
-      </w:r>
-    </w:p>
-    <w:p>
-      <w:r>
-        <w:rPr>
-          <w:b/>
-        </w:rPr>
         <w:t xml:space="preserve">Python: </w:t>
       </w:r>
       <w:r>
-        <w:t>Python 3.11, FastAPI, SQLAlchemy 2, Alembic, Pydantic, Typer CLI, Playwright, selectolax, NumPy, pytest, ruff / black, Jinja2</w:t>
+        <w:t>Python 3.11, FastAPI, SQLAlchemy 2, Alembic, Pydantic, Typer CLI, Playwright, selectolax, NumPy, pytest, ruff</w:t>
       </w:r>
     </w:p>
     <w:p>
@@ -250,7 +250,7 @@
         <w:t xml:space="preserve">Working with AI agents: </w:t>
       </w:r>
       <w:r>
-        <w:t>Claude Code, MCP-сервери, Custom subagents and hooks, Agent tooling (CDP), Prompt engineering</w:t>
+        <w:t>Claude Code, MCP servers, Custom subagents and hooks, Agent tooling (CDP), Prompt engineering</w:t>
       </w:r>
     </w:p>
     <w:p>
@@ -258,10 +258,10 @@
         <w:rPr>
           <w:b/>
         </w:rPr>
-        <w:t xml:space="preserve">JS / TS ecosystem: </w:t>
+        <w:t xml:space="preserve">Node.js back end: </w:t>
       </w:r>
       <w:r>
-        <w:t>Next.js 16, React 19, NestJS, Prisma, Expo / React Native, Tailwind CSS, Zustand / TanStack Query, MapLibre, Vite, Node.js</w:t>
+        <w:t>NestJS, Prisma, Node.js</w:t>
       </w:r>
     </w:p>
     <w:p>
@@ -277,30 +277,7 @@
         <w:rPr>
           <w:b/>
         </w:rPr>
-        <w:t>Real-time speech pipeline (ORK) (2026)</w:t>
-      </w:r>
-    </w:p>
-    <w:p>
-      <w:r>
-        <w:t>Author</w:t>
-      </w:r>
-    </w:p>
-    <w:p>
-      <w:r>
-        <w:t>Real-time speech recognition from calls: parallel microphone and system-audio capture, VAD-based segmentation, faster-whisper on GPU, pyannote diarization with incremental clustering, translation. A separate regression suite — RTF, latency under load, noise robustness — shows exactly where quality is lost.</w:t>
-      </w:r>
-    </w:p>
-    <w:p>
-      <w:r>
-        <w:t>Python 3.11, faster-whisper, pyannote.audio, CUDA, FastAPI, NumPy, WASAPI</w:t>
-      </w:r>
-    </w:p>
-    <w:p>
-      <w:r>
-        <w:rPr>
-          <w:b/>
-        </w:rPr>
-        <w:t>Trading client migration: Delphi 6 to Delphi 12 (2024 — 2026)</w:t>
+        <w:t>Trading client migration: Delphi 6 to Delphi 12/13 (2024 — present)</w:t>
       </w:r>
     </w:p>
     <w:p>
@@ -333,11 +310,6 @@
     </w:p>
     <w:p>
       <w:r>
-        <w:t>Developer</w:t>
-      </w:r>
-    </w:p>
-    <w:p>
-      <w:r>
         <w:t>Centralized permissions and authentication for 2,000+ people in the network: roles and access requests, Active Directory integration, sign-in through OpenID Connect, ADFS and Kerberos.</w:t>
       </w:r>
     </w:p>
@@ -356,12 +328,7 @@
     </w:p>
     <w:p>
       <w:r>
-        <w:t>Developer</w:t>
-      </w:r>
-    </w:p>
-    <w:p>
-      <w:r>
-        <w:t>Journals and audit platform for the network's stores: in-store entry, inspections, regional reporting.</w:t>
+        <w:t>Journals and audit platform for the network's stores: in-store entry, inspections, regional reporting, real-time updates over SignalR.</w:t>
       </w:r>
     </w:p>
     <w:p>
@@ -374,7 +341,7 @@
         <w:rPr>
           <w:b/>
         </w:rPr>
-        <w:t>Fiscal workflows: excise stamps, AED, customs (2019 — 2026)</w:t>
+        <w:t>Fiscal workflows: excise stamps, e-excise documents, customs (2019 — present)</w:t>
       </w:r>
     </w:p>
     <w:p>
@@ -390,6 +357,29 @@
     <w:p>
       <w:r>
         <w:t>Delphi, T-SQL, MS SQL, EDI, M.E.Doc</w:t>
+      </w:r>
+    </w:p>
+    <w:p>
+      <w:r>
+        <w:rPr>
+          <w:b/>
+        </w:rPr>
+        <w:t>Real-time speech pipeline (2026 — present)</w:t>
+      </w:r>
+    </w:p>
+    <w:p>
+      <w:r>
+        <w:t>Author</w:t>
+      </w:r>
+    </w:p>
+    <w:p>
+      <w:r>
+        <w:t>Real-time speech recognition from calls: parallel microphone and system-audio capture, VAD-based segmentation, faster-whisper on GPU, pyannote diarization with incremental clustering, translation. A separate regression suite — RTF, latency under load, noise robustness — shows exactly where quality is lost.</w:t>
+      </w:r>
+    </w:p>
+    <w:p>
+      <w:r>
+        <w:t>Python 3.11, faster-whisper, pyannote.audio, CUDA, FastAPI, NumPy, WASAPI</w:t>
       </w:r>
     </w:p>
     <w:p>
@@ -428,7 +418,84 @@
         <w:rPr>
           <w:b/>
         </w:rPr>
-        <w:t>Freelance and personal projects — AI / Python and Full Stack Developer</w:t>
+        <w:t>ATB-Market — Lead Software Engineer</w:t>
+      </w:r>
+    </w:p>
+    <w:p>
+      <w:r>
+        <w:t>2016-06 — present · Dnipro</w:t>
+      </w:r>
+    </w:p>
+    <w:p>
+      <w:pPr>
+        <w:pStyle w:val="ListBullet"/>
+      </w:pPr>
+      <w:r>
+        <w:t>Own the client side of the trading system that the network's stores run on daily: supply documents, pricing and fiscal invoices, MS SQL.</w:t>
+      </w:r>
+    </w:p>
+    <w:p>
+      <w:pPr>
+        <w:pStyle w:val="ListBullet"/>
+      </w:pPr>
+      <w:r>
+        <w:t>Since 2018 also build internal services on ASP.NET Core and Angular: access, audit, reporting, integrations — 33 of the network's systems I built or extended.</w:t>
+      </w:r>
+    </w:p>
+    <w:p>
+      <w:pPr>
+        <w:pStyle w:val="ListBullet"/>
+      </w:pPr>
+      <w:r>
+        <w:t>UAM: access management for 2,000+ users on OpenID Connect, ADFS and Kerberos.</w:t>
+      </w:r>
+    </w:p>
+    <w:p>
+      <w:pPr>
+        <w:pStyle w:val="ListBullet"/>
+      </w:pPr>
+      <w:r>
+        <w:t>Architected and built the network's SMS notification platform: SMPP and GSM API, .NET Web API, MS SQL — designed for peak-volume campaigns.</w:t>
+      </w:r>
+    </w:p>
+    <w:p>
+      <w:pPr>
+        <w:pStyle w:val="ListBullet"/>
+      </w:pPr>
+      <w:r>
+        <w:t>Network integrations: EDI and e-document flow, M.E.Doc, Oracle EBS, 1C, Kafka, BizTalk, SSIS and SSRS.</w:t>
+      </w:r>
+    </w:p>
+    <w:p>
+      <w:pPr>
+        <w:pStyle w:val="ListBullet"/>
+      </w:pPr>
+      <w:r>
+        <w:t>Fiscal-law changes delivered end to end: excise stamps and AED, UKTZED, customs simplifications, VAT rates, in a live retail network.</w:t>
+      </w:r>
+    </w:p>
+    <w:p>
+      <w:pPr>
+        <w:pStyle w:val="ListBullet"/>
+      </w:pPr>
+      <w:r>
+        <w:t>Leading the client migration from Delphi 6 to Delphi 12/13 with an in-house tool that diffs UI and DB mappings between versions.</w:t>
+      </w:r>
+    </w:p>
+    <w:p>
+      <w:pPr>
+        <w:pStyle w:val="ListBullet"/>
+      </w:pPr>
+      <w:r>
+        <w:t>Engineering practice: xUnit and NSubstitute tests, SonarQube and Jenkins, Serilog, Docker, a private NuGet feed.</w:t>
+      </w:r>
+    </w:p>
+    <w:p>
+      <w:r>
+        <w:rPr>
+          <w:b/>
+        </w:rPr>
+        <w:t>Personal projects and freelance — Independent developer</w:t>
       </w:r>
     </w:p>
     <w:p>
@@ -497,105 +564,7 @@
         <w:rPr>
           <w:b/>
         </w:rPr>
-        <w:t>ATB-Market — Lead Application Programmer</w:t>
-      </w:r>
-    </w:p>
-    <w:p>
-      <w:r>
-        <w:t>2016-06 — present · Dnipro</w:t>
-      </w:r>
-    </w:p>
-    <w:p>
-      <w:pPr>
-        <w:pStyle w:val="ListBullet"/>
-      </w:pPr>
-      <w:r>
-        <w:t>Own the client side of the trading system that the network's stores run on daily: supply documents, pricing and fiscal invoices, MS SQL.</w:t>
-      </w:r>
-    </w:p>
-    <w:p>
-      <w:pPr>
-        <w:pStyle w:val="ListBullet"/>
-      </w:pPr>
-      <w:r>
-        <w:t>Since 2018 also build internal services on ASP.NET Core and Angular: access, audit, reporting, integrations — 33 of the network's systems carry my code.</w:t>
-      </w:r>
-    </w:p>
-    <w:p>
-      <w:pPr>
-        <w:pStyle w:val="ListBullet"/>
-      </w:pPr>
-      <w:r>
-        <w:t>UAM: access management for 2,000+ users on OpenID Connect, ADFS and Kerberos.</w:t>
-      </w:r>
-    </w:p>
-    <w:p>
-      <w:pPr>
-        <w:pStyle w:val="ListBullet"/>
-      </w:pPr>
-      <w:r>
-        <w:t>Network integrations: EDI and e-document flow, M.E.Doc, Oracle EBS, 1C, Kafka, BizTalk, SSIS and SSRS.</w:t>
-      </w:r>
-    </w:p>
-    <w:p>
-      <w:pPr>
-        <w:pStyle w:val="ListBullet"/>
-      </w:pPr>
-      <w:r>
-        <w:t>Fiscal-law changes delivered end to end: excise stamps and AED, UKTZED, customs simplifications, VAT rates, in a live retail network.</w:t>
-      </w:r>
-    </w:p>
-    <w:p>
-      <w:pPr>
-        <w:pStyle w:val="ListBullet"/>
-      </w:pPr>
-      <w:r>
-        <w:t>Leading the client migration from Delphi 6 to Delphi 12/13 with an in-house tool that diffs UI and DB mappings between versions.</w:t>
-      </w:r>
-    </w:p>
-    <w:p>
-      <w:pPr>
-        <w:pStyle w:val="ListBullet"/>
-      </w:pPr>
-      <w:r>
-        <w:t>Engineering practice: xUnit and NSubstitute tests, SonarQube and Jenkins, Serilog, Docker, a private NuGet feed.</w:t>
-      </w:r>
-    </w:p>
-    <w:p>
-      <w:r>
-        <w:rPr>
-          <w:b/>
-        </w:rPr>
-        <w:t>Freelance and private practice — Full Stack Developer</w:t>
-      </w:r>
-    </w:p>
-    <w:p>
-      <w:r>
-        <w:t>2015-07 — 2016-07 · Kryvyi Rih</w:t>
-      </w:r>
-    </w:p>
-    <w:p>
-      <w:pPr>
-        <w:pStyle w:val="ListBullet"/>
-      </w:pPr>
-      <w:r>
-        <w:t>An automated car dealership system on Java and Firebird: vehicles, sales and reporting.</w:t>
-      </w:r>
-    </w:p>
-    <w:p>
-      <w:pPr>
-        <w:pStyle w:val="ListBullet"/>
-      </w:pPr>
-      <w:r>
-        <w:t>Online stores on WordPress / WooCommerce and OpenCart, plus a custom WordPress plugin.</w:t>
-      </w:r>
-    </w:p>
-    <w:p>
-      <w:r>
-        <w:rPr>
-          <w:b/>
-        </w:rPr>
-        <w:t>Kryvyi Rih Iron Ore Combine — Engineer Programmer</w:t>
+        <w:t>Kryvyi Rih Iron Ore Combine — Software Engineer</w:t>
       </w:r>
     </w:p>
     <w:p>
@@ -629,7 +598,7 @@
     </w:p>
     <w:p>
       <w:r>
-        <w:t>Earlier: Modern Professions Courses — Programming Instructor (2015–2016) · OSSystem — Developer (2012–2013)</w:t>
+        <w:t>Earlier: Freelance and private practice — Full Stack Developer (2015–2016) · Modern Professions Courses — Programming Instructor (2015–2016) · OSSystem — Developer (2012–2013)</w:t>
       </w:r>
     </w:p>
     <w:p>
@@ -648,7 +617,7 @@
         <w:rPr>
           <w:b/>
         </w:rPr>
-        <w:t xml:space="preserve">Excise stamps (eAcciz / AED): </w:t>
+        <w:t xml:space="preserve">Excise control: electronic excise stamps and documents (AED): </w:t>
       </w:r>
       <w:r>
         <w:t>Stamp scanning, electronic excise documents, document number in the invoice</w:t>
@@ -676,7 +645,7 @@
         <w:rPr>
           <w:b/>
         </w:rPr>
-        <w:t xml:space="preserve">UKTZED commodity codes: </w:t>
+        <w:t xml:space="preserve">Commodity classification codes (HS / UKTZED): </w:t>
       </w:r>
       <w:r>
         <w:t>Commodity code synchronization across the network's systems</w:t>
@@ -690,7 +659,7 @@
         <w:rPr>
           <w:b/>
         </w:rPr>
-        <w:t xml:space="preserve">Customs simplifications: </w:t>
+        <w:t xml:space="preserve">Customs and import clearance: </w:t>
       </w:r>
       <w:r>
         <w:t>Customs declarations, import receipts into warehouses, reporting</w:t>
@@ -737,7 +706,7 @@
         <w:pStyle w:val="ListBullet"/>
       </w:pPr>
       <w:r>
-        <w:t>Computer Engineering · computer systems and networks — Zaporizhzhia Institute of Economics and Information Technologies (2008 — 2011)</w:t>
+        <w:t>Computer Engineering · computer systems and networks — Zaporizhzhia Institute of Economics and Information Technologies</w:t>
       </w:r>
     </w:p>
     <w:p>
@@ -745,7 +714,7 @@
         <w:pStyle w:val="ListBullet"/>
       </w:pPr>
       <w:r>
-        <w:t>Mining Engineer, underground development — Kryvyi Rih Technical University (1998 — 2003)</w:t>
+        <w:t>Mining Engineer, underground development — Kryvyi Rih Technical University</w:t>
       </w:r>
     </w:p>
     <w:p>
@@ -769,30 +738,6 @@
         <w:pStyle w:val="ListBullet"/>
       </w:pPr>
       <w:r>
-        <w:t>Housing catalog across nine regions — six-source aggregator with a map, price indices and a GitHub Actions build — https://github.com/qwert11/budynky-zahid</w:t>
-      </w:r>
-    </w:p>
-    <w:p>
-      <w:pPr>
-        <w:pStyle w:val="ListBullet"/>
-      </w:pPr>
-      <w:r>
-        <w:t>ML Formula Wiki — 72 machine-learning formulas from Raschka's book, rendered with KaTeX — https://github.com/qwert11/ML-Formula-Wiki</w:t>
-      </w:r>
-    </w:p>
-    <w:p>
-      <w:pPr>
-        <w:pStyle w:val="ListBullet"/>
-      </w:pPr>
-      <w:r>
-        <w:t>M3 to M4 Mapping Checker — diffs UI and stored-procedure calls between Delphi 6 and Delphi 13 — https://github.com/qwert11/d6_d13_dbmapping_checker</w:t>
-      </w:r>
-    </w:p>
-    <w:p>
-      <w:pPr>
-        <w:pStyle w:val="ListBullet"/>
-      </w:pPr>
-      <w:r>
         <w:t>TeamBeacon — a real-time beacon for finding your group in a crowd: ASP.NET Core, SignalR, Docker — https://github.com/qwert11/TeamBeacon</w:t>
       </w:r>
     </w:p>
@@ -809,7 +754,31 @@
         <w:pStyle w:val="ListBullet"/>
       </w:pPr>
       <w:r>
+        <w:t>Delphi 6 → 12/13 migration checker — Python parses .dfm forms and diffs stored-procedure calls and parameter bindings between ADO and FireDAC — https://github.com/qwert11/d6_d13_dbmapping_checker</w:t>
+      </w:r>
+    </w:p>
+    <w:p>
+      <w:pPr>
+        <w:pStyle w:val="ListBullet"/>
+      </w:pPr>
+      <w:r>
         <w:t>Resume Engine — this site: YAML to Jinja to HTML, PDF, DOCX and Markdown in two languages — https://github.com/qwert11/resume2</w:t>
+      </w:r>
+    </w:p>
+    <w:p>
+      <w:pPr>
+        <w:pStyle w:val="ListBullet"/>
+      </w:pPr>
+      <w:r>
+        <w:t>Housing catalog across nine regions — six-source aggregator with a map, price indices and a GitHub Actions build — https://github.com/qwert11/budynky-zahid</w:t>
+      </w:r>
+    </w:p>
+    <w:p>
+      <w:pPr>
+        <w:pStyle w:val="ListBullet"/>
+      </w:pPr>
+      <w:r>
+        <w:t>ML Formula Wiki — 72 machine-learning formulas from Raschka's book, rendered with KaTeX — https://github.com/qwert11/ML-Formula-Wiki</w:t>
       </w:r>
     </w:p>
     <w:p>
@@ -833,7 +802,7 @@
         <w:pStyle w:val="ListBullet"/>
       </w:pPr>
       <w:r>
-        <w:t>English — technical documentation and written communication; spoken at basic level</w:t>
+        <w:t>English — technical documentation and written communication</w:t>
       </w:r>
     </w:p>
     <w:sectPr>
